--- a/отчёт_ЛБ_1.docx
+++ b/отчёт_ЛБ_1.docx
@@ -1,6 +1,6 @@
 
 <file path=word/document.xml><?xml version="1.0" encoding="utf-8"?>
-<w:document xmlns:wpc="http://schemas.microsoft.com/office/word/2010/wordprocessingCanvas" xmlns:cx="http://schemas.microsoft.com/office/drawing/2014/chartex" xmlns:cx1="http://schemas.microsoft.com/office/drawing/2015/9/8/chartex" xmlns:cx2="http://schemas.microsoft.com/office/drawing/2015/10/21/chartex" xmlns:cx3="http://schemas.microsoft.com/office/drawing/2016/5/9/chartex" xmlns:cx4="http://schemas.microsoft.com/office/drawing/2016/5/10/chartex" xmlns:cx5="http://schemas.microsoft.com/office/drawing/2016/5/11/chartex" xmlns:cx6="http://schemas.microsoft.com/office/drawing/2016/5/12/chartex" xmlns:cx7="http://schemas.microsoft.com/office/drawing/2016/5/13/chartex" xmlns:cx8="http://schemas.microsoft.com/office/drawing/2016/5/14/chartex" xmlns:mc="http://schemas.openxmlformats.org/markup-compatibility/2006" xmlns:aink="http://schemas.microsoft.com/office/drawing/2016/ink" xmlns:am3d="http://schemas.microsoft.com/office/drawing/2017/model3d" xmlns:o="urn:schemas-microsoft-com:office:office" xmlns:oel="http://schemas.microsoft.com/office/2019/extlst" xmlns:r="http://schemas.openxmlformats.org/officeDocument/2006/relationships" xmlns:m="http://schemas.openxmlformats.org/officeDocument/2006/math" xmlns:v="urn:schemas-microsoft-com:vml" xmlns:wp14="http://schemas.microsoft.com/office/word/2010/wordprocessingDrawing" xmlns:wp="http://schemas.openxmlformats.org/drawingml/2006/wordprocessingDrawing" xmlns:w10="urn:schemas-microsoft-com:office:word" xmlns:w="http://schemas.openxmlformats.org/wordprocessingml/2006/main" xmlns:w14="http://schemas.microsoft.com/office/word/2010/wordml" xmlns:w15="http://schemas.microsoft.com/office/word/2012/wordml" xmlns:w16cex="http://schemas.microsoft.com/office/word/2018/wordml/cex" xmlns:w16cid="http://schemas.microsoft.com/office/word/2016/wordml/cid" xmlns:w16="http://schemas.microsoft.com/office/word/2018/wordml" xmlns:w16du="http://schemas.microsoft.com/office/word/2023/wordml/word16du" xmlns:w16sdtdh="http://schemas.microsoft.com/office/word/2020/wordml/sdtdatahash" xmlns:w16se="http://schemas.microsoft.com/office/word/2015/wordml/symex" xmlns:wpg="http://schemas.microsoft.com/office/word/2010/wordprocessingGroup" xmlns:wpi="http://schemas.microsoft.com/office/word/2010/wordprocessingInk" xmlns:wne="http://schemas.microsoft.com/office/word/2006/wordml" xmlns:wps="http://schemas.microsoft.com/office/word/2010/wordprocessingShape" mc:Ignorable="w14 w15 w16se w16cid w16 w16cex w16sdtdh wp14">
+<w:document xmlns:wpc="http://schemas.microsoft.com/office/word/2010/wordprocessingCanvas" xmlns:cx="http://schemas.microsoft.com/office/drawing/2014/chartex" xmlns:cx1="http://schemas.microsoft.com/office/drawing/2015/9/8/chartex" xmlns:cx2="http://schemas.microsoft.com/office/drawing/2015/10/21/chartex" xmlns:cx3="http://schemas.microsoft.com/office/drawing/2016/5/9/chartex" xmlns:cx4="http://schemas.microsoft.com/office/drawing/2016/5/10/chartex" xmlns:cx5="http://schemas.microsoft.com/office/drawing/2016/5/11/chartex" xmlns:cx6="http://schemas.microsoft.com/office/drawing/2016/5/12/chartex" xmlns:cx7="http://schemas.microsoft.com/office/drawing/2016/5/13/chartex" xmlns:cx8="http://schemas.microsoft.com/office/drawing/2016/5/14/chartex" xmlns:mc="http://schemas.openxmlformats.org/markup-compatibility/2006" xmlns:aink="http://schemas.microsoft.com/office/drawing/2016/ink" xmlns:am3d="http://schemas.microsoft.com/office/drawing/2017/model3d" xmlns:o="urn:schemas-microsoft-com:office:office" xmlns:r="http://schemas.openxmlformats.org/officeDocument/2006/relationships" xmlns:m="http://schemas.openxmlformats.org/officeDocument/2006/math" xmlns:v="urn:schemas-microsoft-com:vml" xmlns:wp14="http://schemas.microsoft.com/office/word/2010/wordprocessingDrawing" xmlns:wp="http://schemas.openxmlformats.org/drawingml/2006/wordprocessingDrawing" xmlns:w10="urn:schemas-microsoft-com:office:word" xmlns:w="http://schemas.openxmlformats.org/wordprocessingml/2006/main" xmlns:w14="http://schemas.microsoft.com/office/word/2010/wordml" xmlns:w15="http://schemas.microsoft.com/office/word/2012/wordml" xmlns:w16cex="http://schemas.microsoft.com/office/word/2018/wordml/cex" xmlns:w16cid="http://schemas.microsoft.com/office/word/2016/wordml/cid" xmlns:w16="http://schemas.microsoft.com/office/word/2018/wordml" xmlns:w16sdtdh="http://schemas.microsoft.com/office/word/2020/wordml/sdtdatahash" xmlns:w16se="http://schemas.microsoft.com/office/word/2015/wordml/symex" xmlns:wpg="http://schemas.microsoft.com/office/word/2010/wordprocessingGroup" xmlns:wpi="http://schemas.microsoft.com/office/word/2010/wordprocessingInk" xmlns:wne="http://schemas.microsoft.com/office/word/2006/wordml" xmlns:wps="http://schemas.microsoft.com/office/word/2010/wordprocessingShape" mc:Ignorable="w14 w15 w16se w16cid w16 w16cex w16sdtdh wp14">
   <w:body>
     <w:p>
       <w:pPr>
@@ -2191,6 +2191,7 @@
       <w:r>
         <w:rPr>
           <w:rFonts w:ascii="Times New Roman" w:hAnsi="Times New Roman" w:cs="Times New Roman"/>
+          <w:noProof/>
           <w:sz w:val="28"/>
           <w:szCs w:val="28"/>
           <w:lang w:val="ru-RU"/>
@@ -2320,6 +2321,7 @@
       </w:pPr>
       <w:r>
         <w:rPr>
+          <w:noProof/>
           <w:lang w:val="ru-RU"/>
         </w:rPr>
         <w:lastRenderedPageBreak/>
@@ -2395,6 +2397,7 @@
       </w:pPr>
       <w:r>
         <w:rPr>
+          <w:noProof/>
           <w:lang w:val="ru-RU"/>
         </w:rPr>
         <w:drawing>
@@ -3544,9 +3547,11 @@
     <w:p>
       <w:pPr>
         <w:spacing w:after="0" w:line="240" w:lineRule="auto"/>
-        <w:rPr>
-          <w:rFonts w:ascii="Times New Roman" w:eastAsia="Times New Roman" w:hAnsi="Times New Roman"/>
-          <w:sz w:val="28"/>
+        <w:jc w:val="center"/>
+        <w:rPr>
+          <w:rFonts w:ascii="Times New Roman" w:eastAsia="Times New Roman" w:hAnsi="Times New Roman"/>
+          <w:sz w:val="28"/>
+          <w:lang w:val="ru-RU"/>
         </w:rPr>
       </w:pPr>
       <w:r>
@@ -3601,267 +3606,780 @@
         <w:rPr>
           <w:rFonts w:ascii="Times New Roman" w:eastAsia="Times New Roman" w:hAnsi="Times New Roman"/>
           <w:sz w:val="28"/>
-        </w:rPr>
-      </w:pPr>
-    </w:p>
-    <w:p>
-      <w:pPr>
-        <w:spacing w:after="0" w:line="240" w:lineRule="auto"/>
-        <w:rPr>
-          <w:rFonts w:ascii="Times New Roman" w:eastAsia="Times New Roman" w:hAnsi="Times New Roman"/>
-          <w:sz w:val="28"/>
-        </w:rPr>
-      </w:pPr>
-    </w:p>
-    <w:p>
-      <w:pPr>
-        <w:spacing w:after="0" w:line="240" w:lineRule="auto"/>
-        <w:rPr>
-          <w:rFonts w:ascii="Times New Roman" w:eastAsia="Times New Roman" w:hAnsi="Times New Roman"/>
-          <w:sz w:val="28"/>
-        </w:rPr>
-      </w:pPr>
-    </w:p>
-    <w:p>
-      <w:pPr>
-        <w:spacing w:after="0" w:line="240" w:lineRule="auto"/>
-        <w:rPr>
-          <w:rFonts w:ascii="Times New Roman" w:eastAsia="Times New Roman" w:hAnsi="Times New Roman"/>
-          <w:sz w:val="28"/>
-        </w:rPr>
-      </w:pPr>
-    </w:p>
-    <w:p>
-      <w:pPr>
-        <w:spacing w:after="0" w:line="240" w:lineRule="auto"/>
-        <w:rPr>
-          <w:rFonts w:ascii="Times New Roman" w:eastAsia="Times New Roman" w:hAnsi="Times New Roman"/>
-          <w:sz w:val="28"/>
-        </w:rPr>
-      </w:pPr>
-    </w:p>
-    <w:p>
-      <w:pPr>
-        <w:spacing w:after="0" w:line="240" w:lineRule="auto"/>
-        <w:rPr>
-          <w:rFonts w:ascii="Times New Roman" w:eastAsia="Times New Roman" w:hAnsi="Times New Roman"/>
-          <w:sz w:val="28"/>
-        </w:rPr>
-      </w:pPr>
-    </w:p>
-    <w:p>
-      <w:pPr>
-        <w:spacing w:after="0" w:line="240" w:lineRule="auto"/>
-        <w:rPr>
-          <w:rFonts w:ascii="Times New Roman" w:eastAsia="Times New Roman" w:hAnsi="Times New Roman"/>
-          <w:sz w:val="28"/>
-        </w:rPr>
-      </w:pPr>
-    </w:p>
-    <w:p>
-      <w:pPr>
-        <w:spacing w:after="0" w:line="240" w:lineRule="auto"/>
-        <w:rPr>
-          <w:rFonts w:ascii="Times New Roman" w:eastAsia="Times New Roman" w:hAnsi="Times New Roman"/>
-          <w:sz w:val="28"/>
-        </w:rPr>
-      </w:pPr>
-    </w:p>
-    <w:p>
-      <w:pPr>
-        <w:spacing w:after="0" w:line="240" w:lineRule="auto"/>
-        <w:rPr>
-          <w:rFonts w:ascii="Times New Roman" w:eastAsia="Times New Roman" w:hAnsi="Times New Roman"/>
-          <w:sz w:val="28"/>
-        </w:rPr>
-      </w:pPr>
-    </w:p>
-    <w:p>
-      <w:pPr>
-        <w:spacing w:after="0" w:line="240" w:lineRule="auto"/>
-        <w:rPr>
-          <w:rFonts w:ascii="Times New Roman" w:eastAsia="Times New Roman" w:hAnsi="Times New Roman"/>
-          <w:sz w:val="28"/>
-        </w:rPr>
-      </w:pPr>
-    </w:p>
-    <w:p>
-      <w:pPr>
-        <w:spacing w:after="0" w:line="240" w:lineRule="auto"/>
-        <w:rPr>
-          <w:rFonts w:ascii="Times New Roman" w:eastAsia="Times New Roman" w:hAnsi="Times New Roman"/>
-          <w:sz w:val="28"/>
-        </w:rPr>
-      </w:pPr>
-    </w:p>
-    <w:p>
-      <w:pPr>
-        <w:spacing w:after="0" w:line="240" w:lineRule="auto"/>
-        <w:rPr>
-          <w:rFonts w:ascii="Times New Roman" w:eastAsia="Times New Roman" w:hAnsi="Times New Roman"/>
-          <w:sz w:val="28"/>
-        </w:rPr>
-      </w:pPr>
-    </w:p>
-    <w:p>
-      <w:pPr>
-        <w:spacing w:after="0" w:line="240" w:lineRule="auto"/>
-        <w:rPr>
-          <w:rFonts w:ascii="Times New Roman" w:eastAsia="Times New Roman" w:hAnsi="Times New Roman"/>
-          <w:sz w:val="28"/>
-        </w:rPr>
-      </w:pPr>
-    </w:p>
-    <w:p>
-      <w:pPr>
-        <w:spacing w:after="0" w:line="240" w:lineRule="auto"/>
-        <w:rPr>
-          <w:rFonts w:ascii="Times New Roman" w:eastAsia="Times New Roman" w:hAnsi="Times New Roman"/>
-          <w:sz w:val="28"/>
-        </w:rPr>
-      </w:pPr>
-    </w:p>
-    <w:p>
-      <w:pPr>
-        <w:spacing w:after="0" w:line="240" w:lineRule="auto"/>
-        <w:rPr>
-          <w:rFonts w:ascii="Times New Roman" w:eastAsia="Times New Roman" w:hAnsi="Times New Roman"/>
-          <w:sz w:val="28"/>
-        </w:rPr>
-      </w:pPr>
-    </w:p>
-    <w:p>
-      <w:pPr>
-        <w:spacing w:after="0" w:line="240" w:lineRule="auto"/>
-        <w:rPr>
-          <w:rFonts w:ascii="Times New Roman" w:eastAsia="Times New Roman" w:hAnsi="Times New Roman"/>
-          <w:sz w:val="28"/>
-        </w:rPr>
-      </w:pPr>
-    </w:p>
-    <w:p>
-      <w:pPr>
-        <w:spacing w:after="0" w:line="240" w:lineRule="auto"/>
-        <w:rPr>
-          <w:rFonts w:ascii="Times New Roman" w:eastAsia="Times New Roman" w:hAnsi="Times New Roman"/>
-          <w:sz w:val="28"/>
-        </w:rPr>
-      </w:pPr>
-    </w:p>
-    <w:p>
-      <w:pPr>
-        <w:spacing w:after="0" w:line="240" w:lineRule="auto"/>
-        <w:rPr>
-          <w:rFonts w:ascii="Times New Roman" w:eastAsia="Times New Roman" w:hAnsi="Times New Roman"/>
-          <w:sz w:val="28"/>
-        </w:rPr>
-      </w:pPr>
-    </w:p>
-    <w:p>
-      <w:pPr>
-        <w:spacing w:after="0" w:line="240" w:lineRule="auto"/>
-        <w:rPr>
-          <w:rFonts w:ascii="Times New Roman" w:eastAsia="Times New Roman" w:hAnsi="Times New Roman"/>
-          <w:sz w:val="28"/>
-        </w:rPr>
-      </w:pPr>
-    </w:p>
-    <w:p>
-      <w:pPr>
-        <w:spacing w:after="0" w:line="240" w:lineRule="auto"/>
-        <w:rPr>
-          <w:rFonts w:ascii="Times New Roman" w:eastAsia="Times New Roman" w:hAnsi="Times New Roman"/>
-          <w:sz w:val="28"/>
-        </w:rPr>
-      </w:pPr>
-    </w:p>
-    <w:p>
-      <w:pPr>
-        <w:spacing w:after="0" w:line="240" w:lineRule="auto"/>
-        <w:rPr>
-          <w:rFonts w:ascii="Times New Roman" w:eastAsia="Times New Roman" w:hAnsi="Times New Roman"/>
-          <w:sz w:val="28"/>
-        </w:rPr>
-      </w:pPr>
-    </w:p>
-    <w:p>
-      <w:pPr>
-        <w:spacing w:after="0" w:line="240" w:lineRule="auto"/>
-        <w:rPr>
-          <w:rFonts w:ascii="Times New Roman" w:eastAsia="Times New Roman" w:hAnsi="Times New Roman"/>
-          <w:sz w:val="28"/>
-        </w:rPr>
-      </w:pPr>
-    </w:p>
-    <w:p>
-      <w:pPr>
-        <w:spacing w:after="0" w:line="240" w:lineRule="auto"/>
-        <w:rPr>
-          <w:rFonts w:ascii="Times New Roman" w:eastAsia="Times New Roman" w:hAnsi="Times New Roman"/>
-          <w:sz w:val="28"/>
-        </w:rPr>
-      </w:pPr>
-    </w:p>
-    <w:p>
-      <w:pPr>
-        <w:spacing w:after="0" w:line="240" w:lineRule="auto"/>
-        <w:rPr>
-          <w:rFonts w:ascii="Times New Roman" w:eastAsia="Times New Roman" w:hAnsi="Times New Roman"/>
-          <w:sz w:val="28"/>
-        </w:rPr>
-      </w:pPr>
-    </w:p>
-    <w:p>
-      <w:pPr>
-        <w:spacing w:after="0" w:line="240" w:lineRule="auto"/>
-        <w:rPr>
-          <w:rFonts w:ascii="Times New Roman" w:eastAsia="Times New Roman" w:hAnsi="Times New Roman"/>
-          <w:sz w:val="28"/>
-        </w:rPr>
-      </w:pPr>
-    </w:p>
-    <w:p>
-      <w:pPr>
-        <w:spacing w:after="0" w:line="240" w:lineRule="auto"/>
-        <w:rPr>
-          <w:rFonts w:ascii="Times New Roman" w:eastAsia="Times New Roman" w:hAnsi="Times New Roman"/>
-          <w:sz w:val="28"/>
-        </w:rPr>
-      </w:pPr>
-    </w:p>
-    <w:p>
-      <w:pPr>
-        <w:spacing w:after="0" w:line="240" w:lineRule="auto"/>
-        <w:rPr>
-          <w:rFonts w:ascii="Times New Roman" w:eastAsia="Times New Roman" w:hAnsi="Times New Roman"/>
-          <w:sz w:val="28"/>
-        </w:rPr>
-      </w:pPr>
-    </w:p>
-    <w:p>
-      <w:pPr>
-        <w:spacing w:after="0" w:line="240" w:lineRule="auto"/>
-        <w:rPr>
-          <w:rFonts w:ascii="Times New Roman" w:eastAsia="Times New Roman" w:hAnsi="Times New Roman"/>
-          <w:sz w:val="28"/>
-        </w:rPr>
-      </w:pPr>
-    </w:p>
-    <w:p>
-      <w:pPr>
-        <w:spacing w:after="0" w:line="240" w:lineRule="auto"/>
-        <w:rPr>
-          <w:rFonts w:ascii="Times New Roman" w:eastAsia="Times New Roman" w:hAnsi="Times New Roman"/>
-          <w:sz w:val="28"/>
-        </w:rPr>
-      </w:pPr>
-    </w:p>
-    <w:p>
-      <w:pPr>
-        <w:spacing w:after="0" w:line="240" w:lineRule="auto"/>
-        <w:rPr>
-          <w:rFonts w:ascii="Times New Roman" w:eastAsia="Times New Roman" w:hAnsi="Times New Roman"/>
-          <w:sz w:val="28"/>
+          <w:lang w:val="ru-RU"/>
+        </w:rPr>
+      </w:pPr>
+    </w:p>
+    <w:p>
+      <w:pPr>
+        <w:spacing w:after="0" w:line="240" w:lineRule="auto"/>
+        <w:rPr>
+          <w:rFonts w:ascii="Times New Roman" w:eastAsia="Times New Roman" w:hAnsi="Times New Roman"/>
+          <w:b/>
+          <w:bCs/>
+          <w:sz w:val="28"/>
+          <w:lang w:val="ru-RU"/>
+        </w:rPr>
+      </w:pPr>
+      <w:r>
+        <w:rPr>
+          <w:rFonts w:ascii="Times New Roman" w:eastAsia="Times New Roman" w:hAnsi="Times New Roman"/>
+          <w:b/>
+          <w:bCs/>
+          <w:sz w:val="28"/>
+          <w:lang w:val="ru-RU"/>
+        </w:rPr>
+        <w:t>Задание 1.</w:t>
+      </w:r>
+    </w:p>
+    <w:p>
+      <w:pPr>
+        <w:pStyle w:val="a5"/>
+        <w:numPr>
+          <w:ilvl w:val="0"/>
+          <w:numId w:val="11"/>
+        </w:numPr>
+        <w:spacing w:after="0" w:line="240" w:lineRule="auto"/>
+        <w:rPr>
+          <w:rFonts w:ascii="Times New Roman" w:eastAsia="Times New Roman" w:hAnsi="Times New Roman"/>
+          <w:sz w:val="28"/>
+          <w:lang w:val="ru-RU"/>
+        </w:rPr>
+      </w:pPr>
+      <w:r>
+        <w:rPr>
+          <w:rFonts w:ascii="Times New Roman" w:eastAsia="Times New Roman" w:hAnsi="Times New Roman"/>
+          <w:sz w:val="28"/>
+          <w:lang w:val="ru-RU"/>
+        </w:rPr>
+        <w:t>Включите отображение скрытых объектов в менеджере файлов.</w:t>
+      </w:r>
+    </w:p>
+    <w:p>
+      <w:pPr>
+        <w:spacing w:after="0" w:line="240" w:lineRule="auto"/>
+        <w:rPr>
+          <w:rFonts w:ascii="Times New Roman" w:eastAsia="Times New Roman" w:hAnsi="Times New Roman"/>
+          <w:sz w:val="28"/>
+          <w:lang w:val="ru-RU"/>
+        </w:rPr>
+      </w:pPr>
+      <w:r>
+        <w:rPr>
+          <w:lang w:val="ru-RU"/>
+        </w:rPr>
+        <w:drawing>
+          <wp:inline distT="0" distB="0" distL="0" distR="0" wp14:anchorId="2486B599" wp14:editId="2DB34877">
+            <wp:extent cx="6271776" cy="4794250"/>
+            <wp:effectExtent l="0" t="0" r="0" b="6350"/>
+            <wp:docPr id="1" name="Рисунок 1"/>
+            <wp:cNvGraphicFramePr>
+              <a:graphicFrameLocks xmlns:a="http://schemas.openxmlformats.org/drawingml/2006/main" noChangeAspect="1"/>
+            </wp:cNvGraphicFramePr>
+            <a:graphic xmlns:a="http://schemas.openxmlformats.org/drawingml/2006/main">
+              <a:graphicData uri="http://schemas.openxmlformats.org/drawingml/2006/picture">
+                <pic:pic xmlns:pic="http://schemas.openxmlformats.org/drawingml/2006/picture">
+                  <pic:nvPicPr>
+                    <pic:cNvPr id="1" name=""/>
+                    <pic:cNvPicPr/>
+                  </pic:nvPicPr>
+                  <pic:blipFill>
+                    <a:blip r:embed="rId17"/>
+                    <a:stretch>
+                      <a:fillRect/>
+                    </a:stretch>
+                  </pic:blipFill>
+                  <pic:spPr>
+                    <a:xfrm>
+                      <a:off x="0" y="0"/>
+                      <a:ext cx="6272982" cy="4795172"/>
+                    </a:xfrm>
+                    <a:prstGeom prst="rect">
+                      <a:avLst/>
+                    </a:prstGeom>
+                  </pic:spPr>
+                </pic:pic>
+              </a:graphicData>
+            </a:graphic>
+          </wp:inline>
+        </w:drawing>
+      </w:r>
+    </w:p>
+    <w:p>
+      <w:pPr>
+        <w:spacing w:after="0" w:line="240" w:lineRule="auto"/>
+        <w:jc w:val="center"/>
+        <w:rPr>
+          <w:rFonts w:ascii="Times New Roman" w:eastAsia="Times New Roman" w:hAnsi="Times New Roman"/>
+          <w:sz w:val="28"/>
+          <w:lang w:val="ru-RU"/>
+        </w:rPr>
+      </w:pPr>
+      <w:r>
+        <w:rPr>
+          <w:rFonts w:ascii="Times New Roman" w:eastAsia="Times New Roman" w:hAnsi="Times New Roman"/>
+          <w:sz w:val="28"/>
+          <w:lang w:val="ru-RU"/>
+        </w:rPr>
+        <w:t>Рисунок 13 – включение отображения скрытых объектов в менеджере файлов.</w:t>
+      </w:r>
+    </w:p>
+    <w:p>
+      <w:pPr>
+        <w:pStyle w:val="a5"/>
+        <w:numPr>
+          <w:ilvl w:val="0"/>
+          <w:numId w:val="11"/>
+        </w:numPr>
+        <w:spacing w:after="0" w:line="240" w:lineRule="auto"/>
+        <w:rPr>
+          <w:rFonts w:ascii="Times New Roman" w:eastAsia="Times New Roman" w:hAnsi="Times New Roman"/>
+          <w:sz w:val="28"/>
+          <w:lang w:val="ru-RU"/>
+        </w:rPr>
+      </w:pPr>
+      <w:r>
+        <w:rPr>
+          <w:rFonts w:ascii="Times New Roman" w:eastAsia="Times New Roman" w:hAnsi="Times New Roman"/>
+          <w:sz w:val="28"/>
+          <w:lang w:val="ru-RU"/>
+        </w:rPr>
+        <w:t>Измените пароль администратора системы через панель управления.</w:t>
+      </w:r>
+    </w:p>
+    <w:p>
+      <w:pPr>
+        <w:spacing w:after="0" w:line="240" w:lineRule="auto"/>
+        <w:jc w:val="center"/>
+        <w:rPr>
+          <w:rFonts w:ascii="Times New Roman" w:eastAsia="Times New Roman" w:hAnsi="Times New Roman"/>
+          <w:sz w:val="28"/>
+          <w:lang w:val="ru-RU"/>
+        </w:rPr>
+      </w:pPr>
+      <w:r>
+        <w:rPr>
+          <w:rFonts w:ascii="Times New Roman" w:eastAsia="Times New Roman" w:hAnsi="Times New Roman"/>
+          <w:sz w:val="28"/>
+          <w:lang w:val="ru-RU"/>
+        </w:rPr>
+        <w:lastRenderedPageBreak/>
+        <w:drawing>
+          <wp:inline distT="0" distB="0" distL="0" distR="0" wp14:anchorId="3AF72A4C" wp14:editId="1A971F73">
+            <wp:extent cx="6388735" cy="2942590"/>
+            <wp:effectExtent l="0" t="0" r="0" b="0"/>
+            <wp:docPr id="2" name="Рисунок 2"/>
+            <wp:cNvGraphicFramePr>
+              <a:graphicFrameLocks xmlns:a="http://schemas.openxmlformats.org/drawingml/2006/main" noChangeAspect="1"/>
+            </wp:cNvGraphicFramePr>
+            <a:graphic xmlns:a="http://schemas.openxmlformats.org/drawingml/2006/main">
+              <a:graphicData uri="http://schemas.openxmlformats.org/drawingml/2006/picture">
+                <pic:pic xmlns:pic="http://schemas.openxmlformats.org/drawingml/2006/picture">
+                  <pic:nvPicPr>
+                    <pic:cNvPr id="1" name=""/>
+                    <pic:cNvPicPr/>
+                  </pic:nvPicPr>
+                  <pic:blipFill>
+                    <a:blip r:embed="rId18"/>
+                    <a:stretch>
+                      <a:fillRect/>
+                    </a:stretch>
+                  </pic:blipFill>
+                  <pic:spPr>
+                    <a:xfrm>
+                      <a:off x="0" y="0"/>
+                      <a:ext cx="6388735" cy="2942590"/>
+                    </a:xfrm>
+                    <a:prstGeom prst="rect">
+                      <a:avLst/>
+                    </a:prstGeom>
+                  </pic:spPr>
+                </pic:pic>
+              </a:graphicData>
+            </a:graphic>
+          </wp:inline>
+        </w:drawing>
+      </w:r>
+    </w:p>
+    <w:p>
+      <w:pPr>
+        <w:spacing w:after="0" w:line="240" w:lineRule="auto"/>
+        <w:jc w:val="center"/>
+        <w:rPr>
+          <w:rFonts w:ascii="Times New Roman" w:eastAsia="Times New Roman" w:hAnsi="Times New Roman"/>
+          <w:sz w:val="28"/>
+          <w:lang w:val="ru-RU"/>
+        </w:rPr>
+      </w:pPr>
+      <w:r>
+        <w:rPr>
+          <w:rFonts w:ascii="Times New Roman" w:eastAsia="Times New Roman" w:hAnsi="Times New Roman"/>
+          <w:sz w:val="28"/>
+          <w:lang w:val="ru-RU"/>
+        </w:rPr>
+        <w:t>Рисунок 14 – изменение пароля администратора системы через панель управления.</w:t>
+      </w:r>
+    </w:p>
+    <w:p>
+      <w:pPr>
+        <w:pStyle w:val="a5"/>
+        <w:numPr>
+          <w:ilvl w:val="0"/>
+          <w:numId w:val="11"/>
+        </w:numPr>
+        <w:spacing w:after="0" w:line="240" w:lineRule="auto"/>
+        <w:rPr>
+          <w:rFonts w:ascii="Times New Roman" w:eastAsia="Times New Roman" w:hAnsi="Times New Roman"/>
+          <w:sz w:val="28"/>
+          <w:lang w:val="ru-RU"/>
+        </w:rPr>
+      </w:pPr>
+      <w:r>
+        <w:rPr>
+          <w:rFonts w:ascii="Times New Roman" w:eastAsia="Times New Roman" w:hAnsi="Times New Roman"/>
+          <w:sz w:val="28"/>
+          <w:lang w:val="ru-RU"/>
+        </w:rPr>
+        <w:t xml:space="preserve">Используя справку, найдите информацию о пакете </w:t>
+      </w:r>
+      <w:proofErr w:type="spellStart"/>
+      <w:r>
+        <w:rPr>
+          <w:rFonts w:ascii="Times New Roman" w:eastAsia="Times New Roman" w:hAnsi="Times New Roman"/>
+          <w:sz w:val="28"/>
+          <w:lang w:val="ru-RU"/>
+        </w:rPr>
+        <w:t>ksysguard</w:t>
+      </w:r>
+      <w:proofErr w:type="spellEnd"/>
+      <w:r>
+        <w:rPr>
+          <w:rFonts w:ascii="Times New Roman" w:eastAsia="Times New Roman" w:hAnsi="Times New Roman"/>
+          <w:sz w:val="28"/>
+          <w:lang w:val="ru-RU"/>
+        </w:rPr>
+        <w:t>,</w:t>
+      </w:r>
+    </w:p>
+    <w:p>
+      <w:pPr>
+        <w:spacing w:after="0" w:line="240" w:lineRule="auto"/>
+        <w:rPr>
+          <w:rFonts w:ascii="Times New Roman" w:eastAsia="Times New Roman" w:hAnsi="Times New Roman"/>
+          <w:sz w:val="28"/>
+          <w:lang w:val="ru-RU"/>
+        </w:rPr>
+      </w:pPr>
+      <w:r>
+        <w:rPr>
+          <w:rFonts w:ascii="Times New Roman" w:eastAsia="Times New Roman" w:hAnsi="Times New Roman"/>
+          <w:sz w:val="28"/>
+          <w:lang w:val="ru-RU"/>
+        </w:rPr>
+        <w:t>запустите это приложение.</w:t>
+      </w:r>
+    </w:p>
+    <w:p>
+      <w:pPr>
+        <w:spacing w:after="0" w:line="240" w:lineRule="auto"/>
+        <w:rPr>
+          <w:rFonts w:ascii="Times New Roman" w:eastAsia="Times New Roman" w:hAnsi="Times New Roman"/>
+          <w:sz w:val="28"/>
+          <w:lang w:val="ru-RU"/>
+        </w:rPr>
+      </w:pPr>
+      <w:r>
+        <w:rPr>
+          <w:rFonts w:ascii="Times New Roman" w:eastAsia="Times New Roman" w:hAnsi="Times New Roman"/>
+          <w:sz w:val="28"/>
+          <w:lang w:val="ru-RU"/>
+        </w:rPr>
+        <w:drawing>
+          <wp:inline distT="0" distB="0" distL="0" distR="0" wp14:anchorId="4908867E" wp14:editId="442CB963">
+            <wp:extent cx="6386917" cy="2796362"/>
+            <wp:effectExtent l="0" t="0" r="0" b="4445"/>
+            <wp:docPr id="3" name="Рисунок 3"/>
+            <wp:cNvGraphicFramePr>
+              <a:graphicFrameLocks xmlns:a="http://schemas.openxmlformats.org/drawingml/2006/main" noChangeAspect="1"/>
+            </wp:cNvGraphicFramePr>
+            <a:graphic xmlns:a="http://schemas.openxmlformats.org/drawingml/2006/main">
+              <a:graphicData uri="http://schemas.openxmlformats.org/drawingml/2006/picture">
+                <pic:pic xmlns:pic="http://schemas.openxmlformats.org/drawingml/2006/picture">
+                  <pic:nvPicPr>
+                    <pic:cNvPr id="1" name=""/>
+                    <pic:cNvPicPr/>
+                  </pic:nvPicPr>
+                  <pic:blipFill>
+                    <a:blip r:embed="rId19"/>
+                    <a:stretch>
+                      <a:fillRect/>
+                    </a:stretch>
+                  </pic:blipFill>
+                  <pic:spPr>
+                    <a:xfrm>
+                      <a:off x="0" y="0"/>
+                      <a:ext cx="6444906" cy="2821751"/>
+                    </a:xfrm>
+                    <a:prstGeom prst="rect">
+                      <a:avLst/>
+                    </a:prstGeom>
+                  </pic:spPr>
+                </pic:pic>
+              </a:graphicData>
+            </a:graphic>
+          </wp:inline>
+        </w:drawing>
+      </w:r>
+      <w:r>
+        <w:rPr>
+          <w:rFonts w:ascii="Times New Roman" w:eastAsia="Times New Roman" w:hAnsi="Times New Roman"/>
+          <w:sz w:val="28"/>
+          <w:lang w:val="ru-RU"/>
+        </w:rPr>
+        <w:drawing>
+          <wp:inline distT="0" distB="0" distL="0" distR="0" wp14:anchorId="3D985A88" wp14:editId="5F4FC2F9">
+            <wp:extent cx="6386686" cy="3338624"/>
+            <wp:effectExtent l="0" t="0" r="0" b="0"/>
+            <wp:docPr id="14" name="Рисунок 14"/>
+            <wp:cNvGraphicFramePr>
+              <a:graphicFrameLocks xmlns:a="http://schemas.openxmlformats.org/drawingml/2006/main" noChangeAspect="1"/>
+            </wp:cNvGraphicFramePr>
+            <a:graphic xmlns:a="http://schemas.openxmlformats.org/drawingml/2006/main">
+              <a:graphicData uri="http://schemas.openxmlformats.org/drawingml/2006/picture">
+                <pic:pic xmlns:pic="http://schemas.openxmlformats.org/drawingml/2006/picture">
+                  <pic:nvPicPr>
+                    <pic:cNvPr id="1" name=""/>
+                    <pic:cNvPicPr/>
+                  </pic:nvPicPr>
+                  <pic:blipFill>
+                    <a:blip r:embed="rId20"/>
+                    <a:stretch>
+                      <a:fillRect/>
+                    </a:stretch>
+                  </pic:blipFill>
+                  <pic:spPr>
+                    <a:xfrm>
+                      <a:off x="0" y="0"/>
+                      <a:ext cx="6459400" cy="3376635"/>
+                    </a:xfrm>
+                    <a:prstGeom prst="rect">
+                      <a:avLst/>
+                    </a:prstGeom>
+                  </pic:spPr>
+                </pic:pic>
+              </a:graphicData>
+            </a:graphic>
+          </wp:inline>
+        </w:drawing>
+      </w:r>
+    </w:p>
+    <w:p>
+      <w:pPr>
+        <w:spacing w:after="0" w:line="240" w:lineRule="auto"/>
+        <w:rPr>
+          <w:rFonts w:ascii="Times New Roman" w:eastAsia="Times New Roman" w:hAnsi="Times New Roman"/>
+          <w:sz w:val="28"/>
+          <w:lang w:val="ru-RU"/>
+        </w:rPr>
+      </w:pPr>
+      <w:r>
+        <w:rPr>
+          <w:rFonts w:ascii="Times New Roman" w:eastAsia="Times New Roman" w:hAnsi="Times New Roman"/>
+          <w:sz w:val="28"/>
+          <w:lang w:val="ru-RU"/>
+        </w:rPr>
+        <w:lastRenderedPageBreak/>
+        <w:drawing>
+          <wp:inline distT="0" distB="0" distL="0" distR="0" wp14:anchorId="0336B6BC" wp14:editId="25E78BD8">
+            <wp:extent cx="6388735" cy="2859405"/>
+            <wp:effectExtent l="0" t="0" r="0" b="0"/>
+            <wp:docPr id="15" name="Рисунок 15"/>
+            <wp:cNvGraphicFramePr>
+              <a:graphicFrameLocks xmlns:a="http://schemas.openxmlformats.org/drawingml/2006/main" noChangeAspect="1"/>
+            </wp:cNvGraphicFramePr>
+            <a:graphic xmlns:a="http://schemas.openxmlformats.org/drawingml/2006/main">
+              <a:graphicData uri="http://schemas.openxmlformats.org/drawingml/2006/picture">
+                <pic:pic xmlns:pic="http://schemas.openxmlformats.org/drawingml/2006/picture">
+                  <pic:nvPicPr>
+                    <pic:cNvPr id="1" name=""/>
+                    <pic:cNvPicPr/>
+                  </pic:nvPicPr>
+                  <pic:blipFill>
+                    <a:blip r:embed="rId21"/>
+                    <a:stretch>
+                      <a:fillRect/>
+                    </a:stretch>
+                  </pic:blipFill>
+                  <pic:spPr>
+                    <a:xfrm>
+                      <a:off x="0" y="0"/>
+                      <a:ext cx="6388735" cy="2859405"/>
+                    </a:xfrm>
+                    <a:prstGeom prst="rect">
+                      <a:avLst/>
+                    </a:prstGeom>
+                  </pic:spPr>
+                </pic:pic>
+              </a:graphicData>
+            </a:graphic>
+          </wp:inline>
+        </w:drawing>
+      </w:r>
+    </w:p>
+    <w:p>
+      <w:pPr>
+        <w:spacing w:after="0" w:line="240" w:lineRule="auto"/>
+        <w:jc w:val="center"/>
+        <w:rPr>
+          <w:rFonts w:ascii="Times New Roman" w:eastAsia="Times New Roman" w:hAnsi="Times New Roman"/>
+          <w:sz w:val="28"/>
+          <w:lang w:val="ru-RU"/>
+        </w:rPr>
+      </w:pPr>
+      <w:r>
+        <w:rPr>
+          <w:rFonts w:ascii="Times New Roman" w:eastAsia="Times New Roman" w:hAnsi="Times New Roman"/>
+          <w:sz w:val="28"/>
+          <w:lang w:val="ru-RU"/>
+        </w:rPr>
+        <w:t xml:space="preserve">Рисунки 15, 16, 17 – используя справку, поиск информации о пакете </w:t>
+      </w:r>
+      <w:proofErr w:type="spellStart"/>
+      <w:r>
+        <w:rPr>
+          <w:rFonts w:ascii="Times New Roman" w:eastAsia="Times New Roman" w:hAnsi="Times New Roman"/>
+          <w:sz w:val="28"/>
+          <w:lang w:val="en-US"/>
+        </w:rPr>
+        <w:t>ksysguard</w:t>
+      </w:r>
+      <w:proofErr w:type="spellEnd"/>
+      <w:r>
+        <w:rPr>
+          <w:rFonts w:ascii="Times New Roman" w:eastAsia="Times New Roman" w:hAnsi="Times New Roman"/>
+          <w:sz w:val="28"/>
+          <w:lang w:val="ru-RU"/>
+        </w:rPr>
+        <w:t xml:space="preserve"> </w:t>
+      </w:r>
+      <w:r>
+        <w:rPr>
+          <w:rFonts w:ascii="Times New Roman" w:eastAsia="Times New Roman" w:hAnsi="Times New Roman"/>
+          <w:sz w:val="28"/>
+          <w:lang w:val="ru-RU"/>
+        </w:rPr>
+        <w:t>и запуск его.</w:t>
+      </w:r>
+    </w:p>
+    <w:p>
+      <w:pPr>
+        <w:pStyle w:val="a5"/>
+        <w:numPr>
+          <w:ilvl w:val="0"/>
+          <w:numId w:val="11"/>
+        </w:numPr>
+        <w:spacing w:after="0" w:line="240" w:lineRule="auto"/>
+        <w:rPr>
+          <w:rFonts w:ascii="Times New Roman" w:eastAsia="Times New Roman" w:hAnsi="Times New Roman"/>
+          <w:sz w:val="28"/>
+          <w:lang w:val="ru-RU"/>
+        </w:rPr>
+      </w:pPr>
+      <w:r>
+        <w:rPr>
+          <w:rFonts w:ascii="Times New Roman" w:eastAsia="Times New Roman" w:hAnsi="Times New Roman"/>
+          <w:sz w:val="28"/>
+          <w:lang w:val="ru-RU"/>
+        </w:rPr>
+        <w:t>Самостоятельно изучите содержимое панели задач.</w:t>
+      </w:r>
+    </w:p>
+    <w:p>
+      <w:pPr>
+        <w:spacing w:after="0" w:line="240" w:lineRule="auto"/>
+        <w:ind w:left="360"/>
+        <w:rPr>
+          <w:rFonts w:ascii="Times New Roman" w:eastAsia="Times New Roman" w:hAnsi="Times New Roman"/>
+          <w:sz w:val="28"/>
+          <w:lang w:val="ru-RU"/>
+        </w:rPr>
+      </w:pPr>
+      <w:r>
+        <w:rPr>
+          <w:rFonts w:ascii="Times New Roman" w:eastAsia="Times New Roman" w:hAnsi="Times New Roman"/>
+          <w:sz w:val="28"/>
+          <w:lang w:val="ru-RU"/>
+        </w:rPr>
+        <w:t>Изучено.</w:t>
+      </w:r>
+    </w:p>
+    <w:p>
+      <w:pPr>
+        <w:spacing w:after="0" w:line="240" w:lineRule="auto"/>
+        <w:rPr>
+          <w:rFonts w:ascii="Times New Roman" w:eastAsia="Times New Roman" w:hAnsi="Times New Roman"/>
+          <w:sz w:val="28"/>
+          <w:lang w:val="ru-RU"/>
+        </w:rPr>
+      </w:pPr>
+    </w:p>
+    <w:p>
+      <w:pPr>
+        <w:spacing w:after="0" w:line="240" w:lineRule="auto"/>
+        <w:rPr>
+          <w:rFonts w:ascii="Times New Roman" w:eastAsia="Times New Roman" w:hAnsi="Times New Roman"/>
+          <w:sz w:val="28"/>
+          <w:lang w:val="ru-RU"/>
+        </w:rPr>
+      </w:pPr>
+    </w:p>
+    <w:p>
+      <w:pPr>
+        <w:spacing w:after="0" w:line="240" w:lineRule="auto"/>
+        <w:rPr>
+          <w:rFonts w:ascii="Times New Roman" w:eastAsia="Times New Roman" w:hAnsi="Times New Roman"/>
+          <w:sz w:val="28"/>
+          <w:lang w:val="ru-RU"/>
+        </w:rPr>
+      </w:pPr>
+    </w:p>
+    <w:p>
+      <w:pPr>
+        <w:spacing w:after="0" w:line="240" w:lineRule="auto"/>
+        <w:rPr>
+          <w:rFonts w:ascii="Times New Roman" w:eastAsia="Times New Roman" w:hAnsi="Times New Roman"/>
+          <w:sz w:val="28"/>
+          <w:lang w:val="ru-RU"/>
+        </w:rPr>
+      </w:pPr>
+    </w:p>
+    <w:p>
+      <w:pPr>
+        <w:spacing w:after="0" w:line="240" w:lineRule="auto"/>
+        <w:rPr>
+          <w:rFonts w:ascii="Times New Roman" w:eastAsia="Times New Roman" w:hAnsi="Times New Roman"/>
+          <w:sz w:val="28"/>
+          <w:lang w:val="ru-RU"/>
+        </w:rPr>
+      </w:pPr>
+    </w:p>
+    <w:p>
+      <w:pPr>
+        <w:spacing w:after="0" w:line="240" w:lineRule="auto"/>
+        <w:rPr>
+          <w:rFonts w:ascii="Times New Roman" w:eastAsia="Times New Roman" w:hAnsi="Times New Roman"/>
+          <w:sz w:val="28"/>
+          <w:lang w:val="ru-RU"/>
+        </w:rPr>
+      </w:pPr>
+    </w:p>
+    <w:p>
+      <w:pPr>
+        <w:spacing w:after="0" w:line="240" w:lineRule="auto"/>
+        <w:rPr>
+          <w:rFonts w:ascii="Times New Roman" w:eastAsia="Times New Roman" w:hAnsi="Times New Roman"/>
+          <w:sz w:val="28"/>
+          <w:lang w:val="ru-RU"/>
+        </w:rPr>
+      </w:pPr>
+    </w:p>
+    <w:p>
+      <w:pPr>
+        <w:spacing w:after="0" w:line="240" w:lineRule="auto"/>
+        <w:rPr>
+          <w:rFonts w:ascii="Times New Roman" w:eastAsia="Times New Roman" w:hAnsi="Times New Roman"/>
+          <w:sz w:val="28"/>
+          <w:lang w:val="ru-RU"/>
+        </w:rPr>
+      </w:pPr>
+    </w:p>
+    <w:p>
+      <w:pPr>
+        <w:spacing w:after="0" w:line="240" w:lineRule="auto"/>
+        <w:rPr>
+          <w:rFonts w:ascii="Times New Roman" w:eastAsia="Times New Roman" w:hAnsi="Times New Roman"/>
+          <w:sz w:val="28"/>
+          <w:lang w:val="ru-RU"/>
+        </w:rPr>
+      </w:pPr>
+    </w:p>
+    <w:p>
+      <w:pPr>
+        <w:spacing w:after="0" w:line="240" w:lineRule="auto"/>
+        <w:rPr>
+          <w:rFonts w:ascii="Times New Roman" w:eastAsia="Times New Roman" w:hAnsi="Times New Roman"/>
+          <w:sz w:val="28"/>
+          <w:lang w:val="ru-RU"/>
+        </w:rPr>
+      </w:pPr>
+    </w:p>
+    <w:p>
+      <w:pPr>
+        <w:spacing w:after="0" w:line="240" w:lineRule="auto"/>
+        <w:rPr>
+          <w:rFonts w:ascii="Times New Roman" w:eastAsia="Times New Roman" w:hAnsi="Times New Roman"/>
+          <w:sz w:val="28"/>
+          <w:lang w:val="ru-RU"/>
+        </w:rPr>
+      </w:pPr>
+    </w:p>
+    <w:p>
+      <w:pPr>
+        <w:spacing w:after="0" w:line="240" w:lineRule="auto"/>
+        <w:rPr>
+          <w:rFonts w:ascii="Times New Roman" w:eastAsia="Times New Roman" w:hAnsi="Times New Roman"/>
+          <w:sz w:val="28"/>
+          <w:lang w:val="ru-RU"/>
+        </w:rPr>
+      </w:pPr>
+    </w:p>
+    <w:p>
+      <w:pPr>
+        <w:spacing w:after="0" w:line="240" w:lineRule="auto"/>
+        <w:rPr>
+          <w:rFonts w:ascii="Times New Roman" w:eastAsia="Times New Roman" w:hAnsi="Times New Roman"/>
+          <w:sz w:val="28"/>
+          <w:lang w:val="ru-RU"/>
+        </w:rPr>
+      </w:pPr>
+    </w:p>
+    <w:p>
+      <w:pPr>
+        <w:spacing w:after="0" w:line="240" w:lineRule="auto"/>
+        <w:rPr>
+          <w:rFonts w:ascii="Times New Roman" w:eastAsia="Times New Roman" w:hAnsi="Times New Roman"/>
+          <w:sz w:val="28"/>
+          <w:lang w:val="ru-RU"/>
+        </w:rPr>
+      </w:pPr>
+    </w:p>
+    <w:p>
+      <w:pPr>
+        <w:spacing w:after="0" w:line="240" w:lineRule="auto"/>
+        <w:rPr>
+          <w:rFonts w:ascii="Times New Roman" w:eastAsia="Times New Roman" w:hAnsi="Times New Roman"/>
+          <w:sz w:val="28"/>
+          <w:lang w:val="ru-RU"/>
+        </w:rPr>
+      </w:pPr>
+    </w:p>
+    <w:p>
+      <w:pPr>
+        <w:spacing w:after="0" w:line="240" w:lineRule="auto"/>
+        <w:rPr>
+          <w:rFonts w:ascii="Times New Roman" w:eastAsia="Times New Roman" w:hAnsi="Times New Roman"/>
+          <w:sz w:val="28"/>
+          <w:lang w:val="ru-RU"/>
+        </w:rPr>
+      </w:pPr>
+    </w:p>
+    <w:p>
+      <w:pPr>
+        <w:spacing w:after="0" w:line="240" w:lineRule="auto"/>
+        <w:rPr>
+          <w:rFonts w:ascii="Times New Roman" w:eastAsia="Times New Roman" w:hAnsi="Times New Roman"/>
+          <w:sz w:val="28"/>
+          <w:lang w:val="ru-RU"/>
+        </w:rPr>
+      </w:pPr>
+    </w:p>
+    <w:p>
+      <w:pPr>
+        <w:spacing w:after="0" w:line="240" w:lineRule="auto"/>
+        <w:rPr>
+          <w:rFonts w:ascii="Times New Roman" w:eastAsia="Times New Roman" w:hAnsi="Times New Roman"/>
+          <w:sz w:val="28"/>
+          <w:lang w:val="ru-RU"/>
+        </w:rPr>
+      </w:pPr>
+    </w:p>
+    <w:p>
+      <w:pPr>
+        <w:spacing w:after="0" w:line="240" w:lineRule="auto"/>
+        <w:rPr>
+          <w:rFonts w:ascii="Times New Roman" w:eastAsia="Times New Roman" w:hAnsi="Times New Roman"/>
+          <w:sz w:val="28"/>
+          <w:lang w:val="ru-RU"/>
+        </w:rPr>
+      </w:pPr>
+    </w:p>
+    <w:p>
+      <w:pPr>
+        <w:spacing w:after="0" w:line="240" w:lineRule="auto"/>
+        <w:rPr>
+          <w:rFonts w:ascii="Times New Roman" w:eastAsia="Times New Roman" w:hAnsi="Times New Roman"/>
+          <w:sz w:val="28"/>
+          <w:lang w:val="ru-RU"/>
+        </w:rPr>
+      </w:pPr>
+    </w:p>
+    <w:p>
+      <w:pPr>
+        <w:spacing w:after="0" w:line="240" w:lineRule="auto"/>
+        <w:rPr>
+          <w:rFonts w:ascii="Times New Roman" w:eastAsia="Times New Roman" w:hAnsi="Times New Roman"/>
+          <w:sz w:val="28"/>
+          <w:lang w:val="ru-RU"/>
+        </w:rPr>
+      </w:pPr>
+    </w:p>
+    <w:p>
+      <w:pPr>
+        <w:spacing w:after="0" w:line="240" w:lineRule="auto"/>
+        <w:rPr>
+          <w:rFonts w:ascii="Times New Roman" w:eastAsia="Times New Roman" w:hAnsi="Times New Roman"/>
+          <w:sz w:val="28"/>
+          <w:lang w:val="ru-RU"/>
+        </w:rPr>
+      </w:pPr>
+    </w:p>
+    <w:p>
+      <w:pPr>
+        <w:spacing w:after="0" w:line="240" w:lineRule="auto"/>
+        <w:rPr>
+          <w:rFonts w:ascii="Times New Roman" w:eastAsia="Times New Roman" w:hAnsi="Times New Roman"/>
+          <w:sz w:val="28"/>
+          <w:lang w:val="ru-RU"/>
+        </w:rPr>
+      </w:pPr>
+    </w:p>
+    <w:p>
+      <w:pPr>
+        <w:spacing w:after="0" w:line="240" w:lineRule="auto"/>
+        <w:rPr>
+          <w:rFonts w:ascii="Times New Roman" w:eastAsia="Times New Roman" w:hAnsi="Times New Roman"/>
+          <w:sz w:val="28"/>
+          <w:lang w:val="ru-RU"/>
+        </w:rPr>
+      </w:pPr>
+    </w:p>
+    <w:p>
+      <w:pPr>
+        <w:spacing w:after="0" w:line="240" w:lineRule="auto"/>
+        <w:rPr>
+          <w:rFonts w:ascii="Times New Roman" w:eastAsia="Times New Roman" w:hAnsi="Times New Roman"/>
+          <w:sz w:val="28"/>
+          <w:lang w:val="ru-RU"/>
+        </w:rPr>
+      </w:pPr>
+    </w:p>
+    <w:p>
+      <w:pPr>
+        <w:spacing w:after="0" w:line="240" w:lineRule="auto"/>
+        <w:rPr>
+          <w:rFonts w:ascii="Times New Roman" w:eastAsia="Times New Roman" w:hAnsi="Times New Roman"/>
+          <w:sz w:val="28"/>
+          <w:lang w:val="ru-RU"/>
+        </w:rPr>
+      </w:pPr>
+    </w:p>
+    <w:p>
+      <w:pPr>
+        <w:spacing w:after="0" w:line="240" w:lineRule="auto"/>
+        <w:rPr>
+          <w:rFonts w:ascii="Times New Roman" w:eastAsia="Times New Roman" w:hAnsi="Times New Roman"/>
+          <w:sz w:val="28"/>
+          <w:lang w:val="ru-RU"/>
         </w:rPr>
       </w:pPr>
     </w:p>
@@ -3870,6 +4388,42 @@
         <w:spacing w:after="0" w:line="240" w:lineRule="auto"/>
         <w:rPr>
           <w:rFonts w:ascii="Times New Roman" w:hAnsi="Times New Roman" w:cs="Times New Roman"/>
+          <w:sz w:val="28"/>
+          <w:szCs w:val="28"/>
+          <w:lang w:val="ru-RU"/>
+        </w:rPr>
+      </w:pPr>
+    </w:p>
+    <w:p>
+      <w:pPr>
+        <w:widowControl w:val="0"/>
+        <w:tabs>
+          <w:tab w:val="left" w:pos="567"/>
+          <w:tab w:val="left" w:pos="993"/>
+        </w:tabs>
+        <w:spacing w:after="0" w:line="240" w:lineRule="auto"/>
+        <w:ind w:firstLine="567"/>
+        <w:rPr>
+          <w:rFonts w:ascii="Times New Roman" w:eastAsia="Times New Roman" w:hAnsi="Times New Roman" w:cs="Times New Roman"/>
+          <w:b/>
+          <w:sz w:val="28"/>
+          <w:szCs w:val="28"/>
+          <w:lang w:val="ru-RU"/>
+        </w:rPr>
+      </w:pPr>
+    </w:p>
+    <w:p>
+      <w:pPr>
+        <w:widowControl w:val="0"/>
+        <w:tabs>
+          <w:tab w:val="left" w:pos="567"/>
+          <w:tab w:val="left" w:pos="993"/>
+        </w:tabs>
+        <w:spacing w:after="0" w:line="240" w:lineRule="auto"/>
+        <w:ind w:firstLine="567"/>
+        <w:rPr>
+          <w:rFonts w:ascii="Times New Roman" w:eastAsia="Times New Roman" w:hAnsi="Times New Roman" w:cs="Times New Roman"/>
+          <w:b/>
           <w:sz w:val="28"/>
           <w:szCs w:val="28"/>
           <w:lang w:val="ru-RU"/>
@@ -4824,7 +5378,7 @@
 </file>
 
 <file path=word/numbering.xml><?xml version="1.0" encoding="utf-8"?>
-<w:numbering xmlns:wpc="http://schemas.microsoft.com/office/word/2010/wordprocessingCanvas" xmlns:cx="http://schemas.microsoft.com/office/drawing/2014/chartex" xmlns:cx1="http://schemas.microsoft.com/office/drawing/2015/9/8/chartex" xmlns:cx2="http://schemas.microsoft.com/office/drawing/2015/10/21/chartex" xmlns:cx3="http://schemas.microsoft.com/office/drawing/2016/5/9/chartex" xmlns:cx4="http://schemas.microsoft.com/office/drawing/2016/5/10/chartex" xmlns:cx5="http://schemas.microsoft.com/office/drawing/2016/5/11/chartex" xmlns:cx6="http://schemas.microsoft.com/office/drawing/2016/5/12/chartex" xmlns:cx7="http://schemas.microsoft.com/office/drawing/2016/5/13/chartex" xmlns:cx8="http://schemas.microsoft.com/office/drawing/2016/5/14/chartex" xmlns:mc="http://schemas.openxmlformats.org/markup-compatibility/2006" xmlns:aink="http://schemas.microsoft.com/office/drawing/2016/ink" xmlns:am3d="http://schemas.microsoft.com/office/drawing/2017/model3d" xmlns:o="urn:schemas-microsoft-com:office:office" xmlns:oel="http://schemas.microsoft.com/office/2019/extlst" xmlns:r="http://schemas.openxmlformats.org/officeDocument/2006/relationships" xmlns:m="http://schemas.openxmlformats.org/officeDocument/2006/math" xmlns:v="urn:schemas-microsoft-com:vml" xmlns:wp14="http://schemas.microsoft.com/office/word/2010/wordprocessingDrawing" xmlns:wp="http://schemas.openxmlformats.org/drawingml/2006/wordprocessingDrawing" xmlns:w10="urn:schemas-microsoft-com:office:word" xmlns:w="http://schemas.openxmlformats.org/wordprocessingml/2006/main" xmlns:w14="http://schemas.microsoft.com/office/word/2010/wordml" xmlns:w15="http://schemas.microsoft.com/office/word/2012/wordml" xmlns:w16cex="http://schemas.microsoft.com/office/word/2018/wordml/cex" xmlns:w16cid="http://schemas.microsoft.com/office/word/2016/wordml/cid" xmlns:w16="http://schemas.microsoft.com/office/word/2018/wordml" xmlns:w16du="http://schemas.microsoft.com/office/word/2023/wordml/word16du" xmlns:w16sdtdh="http://schemas.microsoft.com/office/word/2020/wordml/sdtdatahash" xmlns:w16se="http://schemas.microsoft.com/office/word/2015/wordml/symex" xmlns:wpg="http://schemas.microsoft.com/office/word/2010/wordprocessingGroup" xmlns:wpi="http://schemas.microsoft.com/office/word/2010/wordprocessingInk" xmlns:wne="http://schemas.microsoft.com/office/word/2006/wordml" xmlns:wps="http://schemas.microsoft.com/office/word/2010/wordprocessingShape" mc:Ignorable="w14 w15 w16se w16cid w16 w16cex w16sdtdh wp14">
+<w:numbering xmlns:wpc="http://schemas.microsoft.com/office/word/2010/wordprocessingCanvas" xmlns:cx="http://schemas.microsoft.com/office/drawing/2014/chartex" xmlns:cx1="http://schemas.microsoft.com/office/drawing/2015/9/8/chartex" xmlns:cx2="http://schemas.microsoft.com/office/drawing/2015/10/21/chartex" xmlns:cx3="http://schemas.microsoft.com/office/drawing/2016/5/9/chartex" xmlns:cx4="http://schemas.microsoft.com/office/drawing/2016/5/10/chartex" xmlns:cx5="http://schemas.microsoft.com/office/drawing/2016/5/11/chartex" xmlns:cx6="http://schemas.microsoft.com/office/drawing/2016/5/12/chartex" xmlns:cx7="http://schemas.microsoft.com/office/drawing/2016/5/13/chartex" xmlns:cx8="http://schemas.microsoft.com/office/drawing/2016/5/14/chartex" xmlns:mc="http://schemas.openxmlformats.org/markup-compatibility/2006" xmlns:aink="http://schemas.microsoft.com/office/drawing/2016/ink" xmlns:am3d="http://schemas.microsoft.com/office/drawing/2017/model3d" xmlns:o="urn:schemas-microsoft-com:office:office" xmlns:r="http://schemas.openxmlformats.org/officeDocument/2006/relationships" xmlns:m="http://schemas.openxmlformats.org/officeDocument/2006/math" xmlns:v="urn:schemas-microsoft-com:vml" xmlns:wp14="http://schemas.microsoft.com/office/word/2010/wordprocessingDrawing" xmlns:wp="http://schemas.openxmlformats.org/drawingml/2006/wordprocessingDrawing" xmlns:w10="urn:schemas-microsoft-com:office:word" xmlns:w="http://schemas.openxmlformats.org/wordprocessingml/2006/main" xmlns:w14="http://schemas.microsoft.com/office/word/2010/wordml" xmlns:w15="http://schemas.microsoft.com/office/word/2012/wordml" xmlns:w16cex="http://schemas.microsoft.com/office/word/2018/wordml/cex" xmlns:w16cid="http://schemas.microsoft.com/office/word/2016/wordml/cid" xmlns:w16="http://schemas.microsoft.com/office/word/2018/wordml" xmlns:w16sdtdh="http://schemas.microsoft.com/office/word/2020/wordml/sdtdatahash" xmlns:w16se="http://schemas.microsoft.com/office/word/2015/wordml/symex" xmlns:wpg="http://schemas.microsoft.com/office/word/2010/wordprocessingGroup" xmlns:wpi="http://schemas.microsoft.com/office/word/2010/wordprocessingInk" xmlns:wne="http://schemas.microsoft.com/office/word/2006/wordml" xmlns:wps="http://schemas.microsoft.com/office/word/2010/wordprocessingShape" mc:Ignorable="w14 w15 w16se w16cid w16 w16cex w16sdtdh wp14">
   <w:abstractNum w:abstractNumId="0" w15:restartNumberingAfterBreak="0">
     <w:nsid w:val="0C030F69"/>
     <w:multiLevelType w:val="multilevel"/>
@@ -4931,6 +5485,95 @@
     </w:lvl>
   </w:abstractNum>
   <w:abstractNum w:abstractNumId="1" w15:restartNumberingAfterBreak="0">
+    <w:nsid w:val="192F5832"/>
+    <w:multiLevelType w:val="hybridMultilevel"/>
+    <w:tmpl w:val="831E748E"/>
+    <w:lvl w:ilvl="0" w:tplc="04190011">
+      <w:start w:val="1"/>
+      <w:numFmt w:val="decimal"/>
+      <w:lvlText w:val="%1)"/>
+      <w:lvlJc w:val="left"/>
+      <w:pPr>
+        <w:ind w:left="720" w:hanging="360"/>
+      </w:pPr>
+      <w:rPr>
+        <w:rFonts w:hint="default"/>
+      </w:rPr>
+    </w:lvl>
+    <w:lvl w:ilvl="1" w:tplc="04190019" w:tentative="1">
+      <w:start w:val="1"/>
+      <w:numFmt w:val="lowerLetter"/>
+      <w:lvlText w:val="%2."/>
+      <w:lvlJc w:val="left"/>
+      <w:pPr>
+        <w:ind w:left="1440" w:hanging="360"/>
+      </w:pPr>
+    </w:lvl>
+    <w:lvl w:ilvl="2" w:tplc="0419001B" w:tentative="1">
+      <w:start w:val="1"/>
+      <w:numFmt w:val="lowerRoman"/>
+      <w:lvlText w:val="%3."/>
+      <w:lvlJc w:val="right"/>
+      <w:pPr>
+        <w:ind w:left="2160" w:hanging="180"/>
+      </w:pPr>
+    </w:lvl>
+    <w:lvl w:ilvl="3" w:tplc="0419000F" w:tentative="1">
+      <w:start w:val="1"/>
+      <w:numFmt w:val="decimal"/>
+      <w:lvlText w:val="%4."/>
+      <w:lvlJc w:val="left"/>
+      <w:pPr>
+        <w:ind w:left="2880" w:hanging="360"/>
+      </w:pPr>
+    </w:lvl>
+    <w:lvl w:ilvl="4" w:tplc="04190019" w:tentative="1">
+      <w:start w:val="1"/>
+      <w:numFmt w:val="lowerLetter"/>
+      <w:lvlText w:val="%5."/>
+      <w:lvlJc w:val="left"/>
+      <w:pPr>
+        <w:ind w:left="3600" w:hanging="360"/>
+      </w:pPr>
+    </w:lvl>
+    <w:lvl w:ilvl="5" w:tplc="0419001B" w:tentative="1">
+      <w:start w:val="1"/>
+      <w:numFmt w:val="lowerRoman"/>
+      <w:lvlText w:val="%6."/>
+      <w:lvlJc w:val="right"/>
+      <w:pPr>
+        <w:ind w:left="4320" w:hanging="180"/>
+      </w:pPr>
+    </w:lvl>
+    <w:lvl w:ilvl="6" w:tplc="0419000F" w:tentative="1">
+      <w:start w:val="1"/>
+      <w:numFmt w:val="decimal"/>
+      <w:lvlText w:val="%7."/>
+      <w:lvlJc w:val="left"/>
+      <w:pPr>
+        <w:ind w:left="5040" w:hanging="360"/>
+      </w:pPr>
+    </w:lvl>
+    <w:lvl w:ilvl="7" w:tplc="04190019" w:tentative="1">
+      <w:start w:val="1"/>
+      <w:numFmt w:val="lowerLetter"/>
+      <w:lvlText w:val="%8."/>
+      <w:lvlJc w:val="left"/>
+      <w:pPr>
+        <w:ind w:left="5760" w:hanging="360"/>
+      </w:pPr>
+    </w:lvl>
+    <w:lvl w:ilvl="8" w:tplc="0419001B" w:tentative="1">
+      <w:start w:val="1"/>
+      <w:numFmt w:val="lowerRoman"/>
+      <w:lvlText w:val="%9."/>
+      <w:lvlJc w:val="right"/>
+      <w:pPr>
+        <w:ind w:left="6480" w:hanging="180"/>
+      </w:pPr>
+    </w:lvl>
+  </w:abstractNum>
+  <w:abstractNum w:abstractNumId="2" w15:restartNumberingAfterBreak="0">
     <w:nsid w:val="1D643DE3"/>
     <w:multiLevelType w:val="multilevel"/>
     <w:tmpl w:val="EEC0C528"/>
@@ -5035,7 +5678,7 @@
       </w:rPr>
     </w:lvl>
   </w:abstractNum>
-  <w:abstractNum w:abstractNumId="2" w15:restartNumberingAfterBreak="0">
+  <w:abstractNum w:abstractNumId="3" w15:restartNumberingAfterBreak="0">
     <w:nsid w:val="21D94BDF"/>
     <w:multiLevelType w:val="multilevel"/>
     <w:tmpl w:val="717AF0A4"/>
@@ -5125,7 +5768,7 @@
       </w:pPr>
     </w:lvl>
   </w:abstractNum>
-  <w:abstractNum w:abstractNumId="3" w15:restartNumberingAfterBreak="0">
+  <w:abstractNum w:abstractNumId="4" w15:restartNumberingAfterBreak="0">
     <w:nsid w:val="257C4D2D"/>
     <w:multiLevelType w:val="hybridMultilevel"/>
     <w:tmpl w:val="3B4095E2"/>
@@ -5214,7 +5857,7 @@
       </w:pPr>
     </w:lvl>
   </w:abstractNum>
-  <w:abstractNum w:abstractNumId="4" w15:restartNumberingAfterBreak="0">
+  <w:abstractNum w:abstractNumId="5" w15:restartNumberingAfterBreak="0">
     <w:nsid w:val="34013C3B"/>
     <w:multiLevelType w:val="multilevel"/>
     <w:tmpl w:val="A15EF99A"/>
@@ -5319,7 +5962,7 @@
       </w:rPr>
     </w:lvl>
   </w:abstractNum>
-  <w:abstractNum w:abstractNumId="5" w15:restartNumberingAfterBreak="0">
+  <w:abstractNum w:abstractNumId="6" w15:restartNumberingAfterBreak="0">
     <w:nsid w:val="36CF72E7"/>
     <w:multiLevelType w:val="hybridMultilevel"/>
     <w:tmpl w:val="BBDC8B58"/>
@@ -5408,7 +6051,7 @@
       </w:pPr>
     </w:lvl>
   </w:abstractNum>
-  <w:abstractNum w:abstractNumId="6" w15:restartNumberingAfterBreak="0">
+  <w:abstractNum w:abstractNumId="7" w15:restartNumberingAfterBreak="0">
     <w:nsid w:val="449249E7"/>
     <w:multiLevelType w:val="multilevel"/>
     <w:tmpl w:val="ED021DA4"/>
@@ -5513,7 +6156,7 @@
       </w:rPr>
     </w:lvl>
   </w:abstractNum>
-  <w:abstractNum w:abstractNumId="7" w15:restartNumberingAfterBreak="0">
+  <w:abstractNum w:abstractNumId="8" w15:restartNumberingAfterBreak="0">
     <w:nsid w:val="4F362003"/>
     <w:multiLevelType w:val="multilevel"/>
     <w:tmpl w:val="9300D9C4"/>
@@ -5618,7 +6261,7 @@
       </w:rPr>
     </w:lvl>
   </w:abstractNum>
-  <w:abstractNum w:abstractNumId="8" w15:restartNumberingAfterBreak="0">
+  <w:abstractNum w:abstractNumId="9" w15:restartNumberingAfterBreak="0">
     <w:nsid w:val="56984557"/>
     <w:multiLevelType w:val="hybridMultilevel"/>
     <w:tmpl w:val="7FF417FE"/>
@@ -5707,7 +6350,7 @@
       </w:pPr>
     </w:lvl>
   </w:abstractNum>
-  <w:abstractNum w:abstractNumId="9" w15:restartNumberingAfterBreak="0">
+  <w:abstractNum w:abstractNumId="10" w15:restartNumberingAfterBreak="0">
     <w:nsid w:val="5E006D59"/>
     <w:multiLevelType w:val="hybridMultilevel"/>
     <w:tmpl w:val="717AF0A4"/>
@@ -5796,35 +6439,38 @@
       </w:pPr>
     </w:lvl>
   </w:abstractNum>
-  <w:num w:numId="1" w16cid:durableId="2092307171">
+  <w:num w:numId="1">
+    <w:abstractNumId w:val="5"/>
+  </w:num>
+  <w:num w:numId="2">
+    <w:abstractNumId w:val="2"/>
+  </w:num>
+  <w:num w:numId="3">
+    <w:abstractNumId w:val="0"/>
+  </w:num>
+  <w:num w:numId="4">
+    <w:abstractNumId w:val="7"/>
+  </w:num>
+  <w:num w:numId="5">
+    <w:abstractNumId w:val="8"/>
+  </w:num>
+  <w:num w:numId="6">
     <w:abstractNumId w:val="4"/>
   </w:num>
-  <w:num w:numId="2" w16cid:durableId="1654604829">
-    <w:abstractNumId w:val="1"/>
-  </w:num>
-  <w:num w:numId="3" w16cid:durableId="1723095974">
-    <w:abstractNumId w:val="0"/>
-  </w:num>
-  <w:num w:numId="4" w16cid:durableId="560404007">
+  <w:num w:numId="7">
     <w:abstractNumId w:val="6"/>
   </w:num>
-  <w:num w:numId="5" w16cid:durableId="394203975">
-    <w:abstractNumId w:val="7"/>
+  <w:num w:numId="8">
+    <w:abstractNumId w:val="10"/>
   </w:num>
-  <w:num w:numId="6" w16cid:durableId="952051023">
+  <w:num w:numId="9">
     <w:abstractNumId w:val="3"/>
   </w:num>
-  <w:num w:numId="7" w16cid:durableId="1614286593">
-    <w:abstractNumId w:val="5"/>
-  </w:num>
-  <w:num w:numId="8" w16cid:durableId="1556241324">
+  <w:num w:numId="10">
     <w:abstractNumId w:val="9"/>
   </w:num>
-  <w:num w:numId="9" w16cid:durableId="17002901">
-    <w:abstractNumId w:val="2"/>
-  </w:num>
-  <w:num w:numId="10" w16cid:durableId="1170563083">
-    <w:abstractNumId w:val="8"/>
+  <w:num w:numId="11">
+    <w:abstractNumId w:val="1"/>
   </w:num>
 </w:numbering>
 </file>
